--- a/5th Term/Math methods of statistical data processing/Lab6/Lab6 Отчёт.docx
+++ b/5th Term/Math methods of statistical data processing/Lab6/Lab6 Отчёт.docx
@@ -448,6 +448,7 @@
         <w:rPr>
           <w:rFonts w:eastAsia="Times New Roman"/>
           <w:b/>
+          <w:noProof/>
           <w:lang w:val="en-US" w:eastAsia="ru-RU"/>
         </w:rPr>
         <w:drawing>
@@ -508,6 +509,7 @@
         <w:rPr>
           <w:rFonts w:eastAsia="Times New Roman"/>
           <w:b/>
+          <w:noProof/>
           <w:lang w:eastAsia="ru-RU"/>
         </w:rPr>
         <w:drawing>
@@ -782,7 +784,47 @@
           <w:szCs w:val="28"/>
           <w:lang w:val="en-US"/>
         </w:rPr>
-        <w:t xml:space="preserve">x(k) = A*tt(k) + B*tt(k)^2 + </w:t>
+        <w:t>x(k) = A*</w:t>
+      </w:r>
+      <w:proofErr w:type="spellStart"/>
+      <w:r>
+        <w:rPr>
+          <w:rFonts w:ascii="Courier New" w:hAnsi="Courier New" w:cs="Courier New"/>
+          <w:color w:val="000000"/>
+          <w:szCs w:val="28"/>
+          <w:lang w:val="en-US"/>
+        </w:rPr>
+        <w:t>tt</w:t>
+      </w:r>
+      <w:proofErr w:type="spellEnd"/>
+      <w:r>
+        <w:rPr>
+          <w:rFonts w:ascii="Courier New" w:hAnsi="Courier New" w:cs="Courier New"/>
+          <w:color w:val="000000"/>
+          <w:szCs w:val="28"/>
+          <w:lang w:val="en-US"/>
+        </w:rPr>
+        <w:t>(k) + B*</w:t>
+      </w:r>
+      <w:proofErr w:type="spellStart"/>
+      <w:r>
+        <w:rPr>
+          <w:rFonts w:ascii="Courier New" w:hAnsi="Courier New" w:cs="Courier New"/>
+          <w:color w:val="000000"/>
+          <w:szCs w:val="28"/>
+          <w:lang w:val="en-US"/>
+        </w:rPr>
+        <w:t>tt</w:t>
+      </w:r>
+      <w:proofErr w:type="spellEnd"/>
+      <w:r>
+        <w:rPr>
+          <w:rFonts w:ascii="Courier New" w:hAnsi="Courier New" w:cs="Courier New"/>
+          <w:color w:val="000000"/>
+          <w:szCs w:val="28"/>
+          <w:lang w:val="en-US"/>
+        </w:rPr>
+        <w:t xml:space="preserve">(k)^2 + </w:t>
       </w:r>
       <w:r>
         <w:rPr>
@@ -852,7 +894,27 @@
           <w:szCs w:val="28"/>
           <w:lang w:val="en-US"/>
         </w:rPr>
-        <w:t xml:space="preserve">           U*sin(2*pi*f1*tt(k)) + </w:t>
+        <w:t xml:space="preserve">           U*sin(2*pi*f1*</w:t>
+      </w:r>
+      <w:proofErr w:type="spellStart"/>
+      <w:r>
+        <w:rPr>
+          <w:rFonts w:ascii="Courier New" w:hAnsi="Courier New" w:cs="Courier New"/>
+          <w:color w:val="000000"/>
+          <w:szCs w:val="28"/>
+          <w:lang w:val="en-US"/>
+        </w:rPr>
+        <w:t>tt</w:t>
+      </w:r>
+      <w:proofErr w:type="spellEnd"/>
+      <w:r>
+        <w:rPr>
+          <w:rFonts w:ascii="Courier New" w:hAnsi="Courier New" w:cs="Courier New"/>
+          <w:color w:val="000000"/>
+          <w:szCs w:val="28"/>
+          <w:lang w:val="en-US"/>
+        </w:rPr>
+        <w:t xml:space="preserve">(k)) + </w:t>
       </w:r>
       <w:r>
         <w:rPr>
@@ -887,7 +949,27 @@
           <w:szCs w:val="28"/>
           <w:lang w:val="en-US"/>
         </w:rPr>
-        <w:t xml:space="preserve">           V*sin(2*pi*f2*tt(k) - w) + </w:t>
+        <w:t xml:space="preserve">           V*sin(2*pi*f2*</w:t>
+      </w:r>
+      <w:proofErr w:type="spellStart"/>
+      <w:r>
+        <w:rPr>
+          <w:rFonts w:ascii="Courier New" w:hAnsi="Courier New" w:cs="Courier New"/>
+          <w:color w:val="000000"/>
+          <w:szCs w:val="28"/>
+          <w:lang w:val="en-US"/>
+        </w:rPr>
+        <w:t>tt</w:t>
+      </w:r>
+      <w:proofErr w:type="spellEnd"/>
+      <w:r>
+        <w:rPr>
+          <w:rFonts w:ascii="Courier New" w:hAnsi="Courier New" w:cs="Courier New"/>
+          <w:color w:val="000000"/>
+          <w:szCs w:val="28"/>
+          <w:lang w:val="en-US"/>
+        </w:rPr>
+        <w:t xml:space="preserve">(k) - w) + </w:t>
       </w:r>
       <w:r>
         <w:rPr>
@@ -947,6 +1029,7 @@
           <w:szCs w:val="24"/>
         </w:rPr>
       </w:pPr>
+      <w:proofErr w:type="spellStart"/>
       <w:r>
         <w:rPr>
           <w:rFonts w:ascii="Courier New" w:hAnsi="Courier New" w:cs="Courier New"/>
@@ -955,6 +1038,7 @@
         </w:rPr>
         <w:t>end</w:t>
       </w:r>
+      <w:proofErr w:type="spellEnd"/>
     </w:p>
     <w:p>
       <w:pPr>
@@ -1004,17 +1088,41 @@
           <w:color w:val="auto"/>
           <w:sz w:val="24"/>
           <w:szCs w:val="24"/>
-          <w:lang w:val="en-US"/>
-        </w:rPr>
-      </w:pPr>
-      <w:r>
-        <w:rPr>
-          <w:rFonts w:ascii="Courier New" w:hAnsi="Courier New" w:cs="Courier New"/>
-          <w:color w:val="000000"/>
-          <w:szCs w:val="28"/>
-          <w:lang w:val="en-US"/>
-        </w:rPr>
-        <w:t>poly_deg = 2;</w:t>
+        </w:rPr>
+      </w:pPr>
+      <w:r>
+        <w:rPr>
+          <w:rFonts w:ascii="Courier New" w:hAnsi="Courier New" w:cs="Courier New"/>
+          <w:color w:val="000000"/>
+          <w:szCs w:val="28"/>
+          <w:lang w:val="en-US"/>
+        </w:rPr>
+        <w:t>poly</w:t>
+      </w:r>
+      <w:r>
+        <w:rPr>
+          <w:rFonts w:ascii="Courier New" w:hAnsi="Courier New" w:cs="Courier New"/>
+          <w:color w:val="000000"/>
+          <w:szCs w:val="28"/>
+        </w:rPr>
+        <w:t>_</w:t>
+      </w:r>
+      <w:r>
+        <w:rPr>
+          <w:rFonts w:ascii="Courier New" w:hAnsi="Courier New" w:cs="Courier New"/>
+          <w:color w:val="000000"/>
+          <w:szCs w:val="28"/>
+          <w:lang w:val="en-US"/>
+        </w:rPr>
+        <w:t>deg</w:t>
+      </w:r>
+      <w:r>
+        <w:rPr>
+          <w:rFonts w:ascii="Courier New" w:hAnsi="Courier New" w:cs="Courier New"/>
+          <w:color w:val="000000"/>
+          <w:szCs w:val="28"/>
+        </w:rPr>
+        <w:t xml:space="preserve"> = 2;</w:t>
       </w:r>
     </w:p>
     <w:p>
@@ -1033,14 +1141,85 @@
           <w:lang w:val="en-US"/>
         </w:rPr>
       </w:pPr>
-      <w:r>
-        <w:rPr>
-          <w:rFonts w:ascii="Courier New" w:hAnsi="Courier New" w:cs="Courier New"/>
-          <w:color w:val="000000"/>
-          <w:szCs w:val="28"/>
-          <w:lang w:val="en-US"/>
-        </w:rPr>
-        <w:t>trend_coeff = polyfit(tt, x, poly_deg);</w:t>
+      <w:proofErr w:type="spellStart"/>
+      <w:r>
+        <w:rPr>
+          <w:rFonts w:ascii="Courier New" w:hAnsi="Courier New" w:cs="Courier New"/>
+          <w:color w:val="000000"/>
+          <w:szCs w:val="28"/>
+          <w:lang w:val="en-US"/>
+        </w:rPr>
+        <w:t>trend_coeff</w:t>
+      </w:r>
+      <w:proofErr w:type="spellEnd"/>
+      <w:r>
+        <w:rPr>
+          <w:rFonts w:ascii="Courier New" w:hAnsi="Courier New" w:cs="Courier New"/>
+          <w:color w:val="000000"/>
+          <w:szCs w:val="28"/>
+          <w:lang w:val="en-US"/>
+        </w:rPr>
+        <w:t xml:space="preserve"> = </w:t>
+      </w:r>
+      <w:proofErr w:type="spellStart"/>
+      <w:r>
+        <w:rPr>
+          <w:rFonts w:ascii="Courier New" w:hAnsi="Courier New" w:cs="Courier New"/>
+          <w:color w:val="000000"/>
+          <w:szCs w:val="28"/>
+          <w:lang w:val="en-US"/>
+        </w:rPr>
+        <w:t>polyfit</w:t>
+      </w:r>
+      <w:proofErr w:type="spellEnd"/>
+      <w:r>
+        <w:rPr>
+          <w:rFonts w:ascii="Courier New" w:hAnsi="Courier New" w:cs="Courier New"/>
+          <w:color w:val="000000"/>
+          <w:szCs w:val="28"/>
+          <w:lang w:val="en-US"/>
+        </w:rPr>
+        <w:t>(</w:t>
+      </w:r>
+      <w:proofErr w:type="spellStart"/>
+      <w:r>
+        <w:rPr>
+          <w:rFonts w:ascii="Courier New" w:hAnsi="Courier New" w:cs="Courier New"/>
+          <w:color w:val="000000"/>
+          <w:szCs w:val="28"/>
+          <w:lang w:val="en-US"/>
+        </w:rPr>
+        <w:t>tt</w:t>
+      </w:r>
+      <w:proofErr w:type="spellEnd"/>
+      <w:r>
+        <w:rPr>
+          <w:rFonts w:ascii="Courier New" w:hAnsi="Courier New" w:cs="Courier New"/>
+          <w:color w:val="000000"/>
+          <w:szCs w:val="28"/>
+          <w:lang w:val="en-US"/>
+        </w:rPr>
+        <w:t xml:space="preserve">, x, </w:t>
+      </w:r>
+      <w:proofErr w:type="spellStart"/>
+      <w:r>
+        <w:rPr>
+          <w:rFonts w:ascii="Courier New" w:hAnsi="Courier New" w:cs="Courier New"/>
+          <w:color w:val="000000"/>
+          <w:szCs w:val="28"/>
+          <w:lang w:val="en-US"/>
+        </w:rPr>
+        <w:t>poly_deg</w:t>
+      </w:r>
+      <w:proofErr w:type="spellEnd"/>
+      <w:r>
+        <w:rPr>
+          <w:rFonts w:ascii="Courier New" w:hAnsi="Courier New" w:cs="Courier New"/>
+          <w:color w:val="000000"/>
+          <w:szCs w:val="28"/>
+          <w:lang w:val="en-US"/>
+        </w:rPr>
+        <w:t>);</w:t>
       </w:r>
     </w:p>
     <w:p>
@@ -1066,7 +1245,67 @@
           <w:szCs w:val="28"/>
           <w:lang w:val="en-US"/>
         </w:rPr>
-        <w:t>trend = polyval(trend_coeff, tt);</w:t>
+        <w:t xml:space="preserve">trend = </w:t>
+      </w:r>
+      <w:proofErr w:type="spellStart"/>
+      <w:r>
+        <w:rPr>
+          <w:rFonts w:ascii="Courier New" w:hAnsi="Courier New" w:cs="Courier New"/>
+          <w:color w:val="000000"/>
+          <w:szCs w:val="28"/>
+          <w:lang w:val="en-US"/>
+        </w:rPr>
+        <w:t>polyval</w:t>
+      </w:r>
+      <w:proofErr w:type="spellEnd"/>
+      <w:r>
+        <w:rPr>
+          <w:rFonts w:ascii="Courier New" w:hAnsi="Courier New" w:cs="Courier New"/>
+          <w:color w:val="000000"/>
+          <w:szCs w:val="28"/>
+          <w:lang w:val="en-US"/>
+        </w:rPr>
+        <w:t>(</w:t>
+      </w:r>
+      <w:proofErr w:type="spellStart"/>
+      <w:r>
+        <w:rPr>
+          <w:rFonts w:ascii="Courier New" w:hAnsi="Courier New" w:cs="Courier New"/>
+          <w:color w:val="000000"/>
+          <w:szCs w:val="28"/>
+          <w:lang w:val="en-US"/>
+        </w:rPr>
+        <w:t>trend_coeff</w:t>
+      </w:r>
+      <w:proofErr w:type="spellEnd"/>
+      <w:r>
+        <w:rPr>
+          <w:rFonts w:ascii="Courier New" w:hAnsi="Courier New" w:cs="Courier New"/>
+          <w:color w:val="000000"/>
+          <w:szCs w:val="28"/>
+          <w:lang w:val="en-US"/>
+        </w:rPr>
+        <w:t xml:space="preserve">, </w:t>
+      </w:r>
+      <w:proofErr w:type="spellStart"/>
+      <w:r>
+        <w:rPr>
+          <w:rFonts w:ascii="Courier New" w:hAnsi="Courier New" w:cs="Courier New"/>
+          <w:color w:val="000000"/>
+          <w:szCs w:val="28"/>
+          <w:lang w:val="en-US"/>
+        </w:rPr>
+        <w:t>tt</w:t>
+      </w:r>
+      <w:proofErr w:type="spellEnd"/>
+      <w:r>
+        <w:rPr>
+          <w:rFonts w:ascii="Courier New" w:hAnsi="Courier New" w:cs="Courier New"/>
+          <w:color w:val="000000"/>
+          <w:szCs w:val="28"/>
+          <w:lang w:val="en-US"/>
+        </w:rPr>
+        <w:t>);</w:t>
       </w:r>
     </w:p>
     <w:p>
@@ -1212,24 +1451,83 @@
           <w:color w:val="auto"/>
           <w:sz w:val="24"/>
           <w:szCs w:val="24"/>
-          <w:lang w:val="en-US"/>
-        </w:rPr>
-      </w:pPr>
-      <w:r>
-        <w:rPr>
-          <w:rFonts w:ascii="Courier New" w:hAnsi="Courier New" w:cs="Courier New"/>
-          <w:color w:val="000000"/>
-          <w:szCs w:val="28"/>
-          <w:lang w:val="en-US"/>
-        </w:rPr>
-        <w:t>plot(tt,x); title(</w:t>
+        </w:rPr>
+      </w:pPr>
+      <w:r>
+        <w:rPr>
+          <w:rFonts w:ascii="Courier New" w:hAnsi="Courier New" w:cs="Courier New"/>
+          <w:color w:val="000000"/>
+          <w:szCs w:val="28"/>
+          <w:lang w:val="en-US"/>
+        </w:rPr>
+        <w:t>plot</w:t>
+      </w:r>
+      <w:r>
+        <w:rPr>
+          <w:rFonts w:ascii="Courier New" w:hAnsi="Courier New" w:cs="Courier New"/>
+          <w:color w:val="000000"/>
+          <w:szCs w:val="28"/>
+        </w:rPr>
+        <w:t>(</w:t>
+      </w:r>
+      <w:proofErr w:type="spellStart"/>
+      <w:r>
+        <w:rPr>
+          <w:rFonts w:ascii="Courier New" w:hAnsi="Courier New" w:cs="Courier New"/>
+          <w:color w:val="000000"/>
+          <w:szCs w:val="28"/>
+          <w:lang w:val="en-US"/>
+        </w:rPr>
+        <w:t>tt</w:t>
+      </w:r>
+      <w:proofErr w:type="spellEnd"/>
+      <w:r>
+        <w:rPr>
+          <w:rFonts w:ascii="Courier New" w:hAnsi="Courier New" w:cs="Courier New"/>
+          <w:color w:val="000000"/>
+          <w:szCs w:val="28"/>
+        </w:rPr>
+        <w:t>,</w:t>
+      </w:r>
+      <w:r>
+        <w:rPr>
+          <w:rFonts w:ascii="Courier New" w:hAnsi="Courier New" w:cs="Courier New"/>
+          <w:color w:val="000000"/>
+          <w:szCs w:val="28"/>
+          <w:lang w:val="en-US"/>
+        </w:rPr>
+        <w:t>x</w:t>
+      </w:r>
+      <w:r>
+        <w:rPr>
+          <w:rFonts w:ascii="Courier New" w:hAnsi="Courier New" w:cs="Courier New"/>
+          <w:color w:val="000000"/>
+          <w:szCs w:val="28"/>
+        </w:rPr>
+        <w:t xml:space="preserve">); </w:t>
+      </w:r>
+      <w:r>
+        <w:rPr>
+          <w:rFonts w:ascii="Courier New" w:hAnsi="Courier New" w:cs="Courier New"/>
+          <w:color w:val="000000"/>
+          <w:szCs w:val="28"/>
+          <w:lang w:val="en-US"/>
+        </w:rPr>
+        <w:t>title</w:t>
+      </w:r>
+      <w:r>
+        <w:rPr>
+          <w:rFonts w:ascii="Courier New" w:hAnsi="Courier New" w:cs="Courier New"/>
+          <w:color w:val="000000"/>
+          <w:szCs w:val="28"/>
+        </w:rPr>
+        <w:t>(</w:t>
       </w:r>
       <w:r>
         <w:rPr>
           <w:rFonts w:ascii="Courier New" w:hAnsi="Courier New" w:cs="Courier New"/>
           <w:color w:val="A020F0"/>
           <w:szCs w:val="28"/>
-          <w:lang w:val="en-US"/>
         </w:rPr>
         <w:t>'</w:t>
       </w:r>
@@ -1246,7 +1544,6 @@
           <w:rFonts w:ascii="Courier New" w:hAnsi="Courier New" w:cs="Courier New"/>
           <w:color w:val="A020F0"/>
           <w:szCs w:val="28"/>
-          <w:lang w:val="en-US"/>
         </w:rPr>
         <w:t xml:space="preserve"> </w:t>
       </w:r>
@@ -1263,16 +1560,48 @@
           <w:rFonts w:ascii="Courier New" w:hAnsi="Courier New" w:cs="Courier New"/>
           <w:color w:val="A020F0"/>
           <w:szCs w:val="28"/>
-          <w:lang w:val="en-US"/>
-        </w:rPr>
-        <w:t xml:space="preserve"> x(t)'</w:t>
-      </w:r>
-      <w:r>
-        <w:rPr>
-          <w:rFonts w:ascii="Courier New" w:hAnsi="Courier New" w:cs="Courier New"/>
-          <w:color w:val="000000"/>
-          <w:szCs w:val="28"/>
-          <w:lang w:val="en-US"/>
+        </w:rPr>
+        <w:t xml:space="preserve"> </w:t>
+      </w:r>
+      <w:r>
+        <w:rPr>
+          <w:rFonts w:ascii="Courier New" w:hAnsi="Courier New" w:cs="Courier New"/>
+          <w:color w:val="A020F0"/>
+          <w:szCs w:val="28"/>
+          <w:lang w:val="en-US"/>
+        </w:rPr>
+        <w:t>x</w:t>
+      </w:r>
+      <w:r>
+        <w:rPr>
+          <w:rFonts w:ascii="Courier New" w:hAnsi="Courier New" w:cs="Courier New"/>
+          <w:color w:val="A020F0"/>
+          <w:szCs w:val="28"/>
+        </w:rPr>
+        <w:t>(</w:t>
+      </w:r>
+      <w:r>
+        <w:rPr>
+          <w:rFonts w:ascii="Courier New" w:hAnsi="Courier New" w:cs="Courier New"/>
+          <w:color w:val="A020F0"/>
+          <w:szCs w:val="28"/>
+          <w:lang w:val="en-US"/>
+        </w:rPr>
+        <w:t>t</w:t>
+      </w:r>
+      <w:r>
+        <w:rPr>
+          <w:rFonts w:ascii="Courier New" w:hAnsi="Courier New" w:cs="Courier New"/>
+          <w:color w:val="A020F0"/>
+          <w:szCs w:val="28"/>
+        </w:rPr>
+        <w:t>)'</w:t>
+      </w:r>
+      <w:r>
+        <w:rPr>
+          <w:rFonts w:ascii="Courier New" w:hAnsi="Courier New" w:cs="Courier New"/>
+          <w:color w:val="000000"/>
+          <w:szCs w:val="28"/>
         </w:rPr>
         <w:t>);</w:t>
       </w:r>
@@ -1290,15 +1619,13 @@
           <w:color w:val="auto"/>
           <w:sz w:val="24"/>
           <w:szCs w:val="24"/>
-          <w:lang w:val="en-US"/>
-        </w:rPr>
-      </w:pPr>
-      <w:r>
-        <w:rPr>
-          <w:rFonts w:ascii="Courier New" w:hAnsi="Courier New" w:cs="Courier New"/>
-          <w:color w:val="000000"/>
-          <w:szCs w:val="28"/>
-          <w:lang w:val="en-US"/>
+        </w:rPr>
+      </w:pPr>
+      <w:r>
+        <w:rPr>
+          <w:rFonts w:ascii="Courier New" w:hAnsi="Courier New" w:cs="Courier New"/>
+          <w:color w:val="000000"/>
+          <w:szCs w:val="28"/>
         </w:rPr>
         <w:t xml:space="preserve"> </w:t>
       </w:r>
@@ -1483,7 +1810,27 @@
           <w:szCs w:val="28"/>
           <w:lang w:val="en-US"/>
         </w:rPr>
-        <w:t>plot(tt,e); title(</w:t>
+        <w:t>plot(</w:t>
+      </w:r>
+      <w:proofErr w:type="spellStart"/>
+      <w:r>
+        <w:rPr>
+          <w:rFonts w:ascii="Courier New" w:hAnsi="Courier New" w:cs="Courier New"/>
+          <w:color w:val="000000"/>
+          <w:szCs w:val="28"/>
+          <w:lang w:val="en-US"/>
+        </w:rPr>
+        <w:t>tt,e</w:t>
+      </w:r>
+      <w:proofErr w:type="spellEnd"/>
+      <w:r>
+        <w:rPr>
+          <w:rFonts w:ascii="Courier New" w:hAnsi="Courier New" w:cs="Courier New"/>
+          <w:color w:val="000000"/>
+          <w:szCs w:val="28"/>
+          <w:lang w:val="en-US"/>
+        </w:rPr>
+        <w:t>); title(</w:t>
       </w:r>
       <w:r>
         <w:rPr>
@@ -1545,7 +1892,7 @@
         <w:rPr>
           <w:rFonts w:eastAsia="Times New Roman"/>
           <w:bCs/>
-          <w:lang w:eastAsia="ru-RU"/>
+          <w:lang w:val="en-US" w:eastAsia="ru-RU"/>
         </w:rPr>
       </w:pPr>
     </w:p>
@@ -1678,33 +2025,120 @@
           <w:color w:val="auto"/>
           <w:sz w:val="24"/>
           <w:szCs w:val="24"/>
-          <w:lang w:val="en-US"/>
-        </w:rPr>
-      </w:pPr>
-      <w:r>
-        <w:rPr>
-          <w:rFonts w:ascii="Courier New" w:hAnsi="Courier New" w:cs="Courier New"/>
-          <w:color w:val="000000"/>
-          <w:szCs w:val="28"/>
-          <w:lang w:val="en-US"/>
-        </w:rPr>
-        <w:t>[acf,lags] = xcorr(e,</w:t>
+        </w:rPr>
+      </w:pPr>
+      <w:r>
+        <w:rPr>
+          <w:rFonts w:ascii="Courier New" w:hAnsi="Courier New" w:cs="Courier New"/>
+          <w:color w:val="000000"/>
+          <w:szCs w:val="28"/>
+        </w:rPr>
+        <w:t>[</w:t>
+      </w:r>
+      <w:proofErr w:type="spellStart"/>
+      <w:r>
+        <w:rPr>
+          <w:rFonts w:ascii="Courier New" w:hAnsi="Courier New" w:cs="Courier New"/>
+          <w:color w:val="000000"/>
+          <w:szCs w:val="28"/>
+          <w:lang w:val="en-US"/>
+        </w:rPr>
+        <w:t>acf</w:t>
+      </w:r>
+      <w:proofErr w:type="spellEnd"/>
+      <w:r>
+        <w:rPr>
+          <w:rFonts w:ascii="Courier New" w:hAnsi="Courier New" w:cs="Courier New"/>
+          <w:color w:val="000000"/>
+          <w:szCs w:val="28"/>
+        </w:rPr>
+        <w:t>,</w:t>
+      </w:r>
+      <w:r>
+        <w:rPr>
+          <w:rFonts w:ascii="Courier New" w:hAnsi="Courier New" w:cs="Courier New"/>
+          <w:color w:val="000000"/>
+          <w:szCs w:val="28"/>
+          <w:lang w:val="en-US"/>
+        </w:rPr>
+        <w:t>lags</w:t>
+      </w:r>
+      <w:r>
+        <w:rPr>
+          <w:rFonts w:ascii="Courier New" w:hAnsi="Courier New" w:cs="Courier New"/>
+          <w:color w:val="000000"/>
+          <w:szCs w:val="28"/>
+        </w:rPr>
+        <w:t xml:space="preserve">] = </w:t>
+      </w:r>
+      <w:proofErr w:type="spellStart"/>
+      <w:r>
+        <w:rPr>
+          <w:rFonts w:ascii="Courier New" w:hAnsi="Courier New" w:cs="Courier New"/>
+          <w:color w:val="000000"/>
+          <w:szCs w:val="28"/>
+          <w:lang w:val="en-US"/>
+        </w:rPr>
+        <w:t>xcorr</w:t>
+      </w:r>
+      <w:proofErr w:type="spellEnd"/>
+      <w:r>
+        <w:rPr>
+          <w:rFonts w:ascii="Courier New" w:hAnsi="Courier New" w:cs="Courier New"/>
+          <w:color w:val="000000"/>
+          <w:szCs w:val="28"/>
+        </w:rPr>
+        <w:t>(</w:t>
+      </w:r>
+      <w:r>
+        <w:rPr>
+          <w:rFonts w:ascii="Courier New" w:hAnsi="Courier New" w:cs="Courier New"/>
+          <w:color w:val="000000"/>
+          <w:szCs w:val="28"/>
+          <w:lang w:val="en-US"/>
+        </w:rPr>
+        <w:t>e</w:t>
+      </w:r>
+      <w:r>
+        <w:rPr>
+          <w:rFonts w:ascii="Courier New" w:hAnsi="Courier New" w:cs="Courier New"/>
+          <w:color w:val="000000"/>
+          <w:szCs w:val="28"/>
+        </w:rPr>
+        <w:t>,</w:t>
       </w:r>
       <w:r>
         <w:rPr>
           <w:rFonts w:ascii="Courier New" w:hAnsi="Courier New" w:cs="Courier New"/>
           <w:color w:val="A020F0"/>
           <w:szCs w:val="28"/>
-          <w:lang w:val="en-US"/>
-        </w:rPr>
-        <w:t>'coeff'</w:t>
-      </w:r>
-      <w:r>
-        <w:rPr>
-          <w:rFonts w:ascii="Courier New" w:hAnsi="Courier New" w:cs="Courier New"/>
-          <w:color w:val="000000"/>
-          <w:szCs w:val="28"/>
-          <w:lang w:val="en-US"/>
+        </w:rPr>
+        <w:t>'</w:t>
+      </w:r>
+      <w:proofErr w:type="spellStart"/>
+      <w:r>
+        <w:rPr>
+          <w:rFonts w:ascii="Courier New" w:hAnsi="Courier New" w:cs="Courier New"/>
+          <w:color w:val="A020F0"/>
+          <w:szCs w:val="28"/>
+          <w:lang w:val="en-US"/>
+        </w:rPr>
+        <w:t>coeff</w:t>
+      </w:r>
+      <w:proofErr w:type="spellEnd"/>
+      <w:r>
+        <w:rPr>
+          <w:rFonts w:ascii="Courier New" w:hAnsi="Courier New" w:cs="Courier New"/>
+          <w:color w:val="A020F0"/>
+          <w:szCs w:val="28"/>
+        </w:rPr>
+        <w:t>'</w:t>
+      </w:r>
+      <w:r>
+        <w:rPr>
+          <w:rFonts w:ascii="Courier New" w:hAnsi="Courier New" w:cs="Courier New"/>
+          <w:color w:val="000000"/>
+          <w:szCs w:val="28"/>
         </w:rPr>
         <w:t>);</w:t>
       </w:r>
@@ -1722,15 +2156,13 @@
           <w:color w:val="auto"/>
           <w:sz w:val="24"/>
           <w:szCs w:val="24"/>
-          <w:lang w:val="en-US"/>
-        </w:rPr>
-      </w:pPr>
-      <w:r>
-        <w:rPr>
-          <w:rFonts w:ascii="Courier New" w:hAnsi="Courier New" w:cs="Courier New"/>
-          <w:color w:val="000000"/>
-          <w:szCs w:val="28"/>
-          <w:lang w:val="en-US"/>
+        </w:rPr>
+      </w:pPr>
+      <w:r>
+        <w:rPr>
+          <w:rFonts w:ascii="Courier New" w:hAnsi="Courier New" w:cs="Courier New"/>
+          <w:color w:val="000000"/>
+          <w:szCs w:val="28"/>
         </w:rPr>
         <w:t xml:space="preserve"> </w:t>
       </w:r>
@@ -1750,13 +2182,23 @@
           <w:szCs w:val="24"/>
         </w:rPr>
       </w:pPr>
-      <w:r>
-        <w:rPr>
-          <w:rFonts w:ascii="Courier New" w:hAnsi="Courier New" w:cs="Courier New"/>
-          <w:color w:val="000000"/>
-          <w:szCs w:val="28"/>
-        </w:rPr>
-        <w:t>figure;</w:t>
+      <w:proofErr w:type="spellStart"/>
+      <w:r>
+        <w:rPr>
+          <w:rFonts w:ascii="Courier New" w:hAnsi="Courier New" w:cs="Courier New"/>
+          <w:color w:val="000000"/>
+          <w:szCs w:val="28"/>
+        </w:rPr>
+        <w:t>figure</w:t>
+      </w:r>
+      <w:proofErr w:type="spellEnd"/>
+      <w:r>
+        <w:rPr>
+          <w:rFonts w:ascii="Courier New" w:hAnsi="Courier New" w:cs="Courier New"/>
+          <w:color w:val="000000"/>
+          <w:szCs w:val="28"/>
+        </w:rPr>
+        <w:t>;</w:t>
       </w:r>
     </w:p>
     <w:p>
@@ -1774,13 +2216,41 @@
           <w:szCs w:val="24"/>
         </w:rPr>
       </w:pPr>
-      <w:r>
-        <w:rPr>
-          <w:rFonts w:ascii="Courier New" w:hAnsi="Courier New" w:cs="Courier New"/>
-          <w:color w:val="000000"/>
-          <w:szCs w:val="28"/>
-        </w:rPr>
-        <w:t>plot(lags,acf);</w:t>
+      <w:proofErr w:type="spellStart"/>
+      <w:r>
+        <w:rPr>
+          <w:rFonts w:ascii="Courier New" w:hAnsi="Courier New" w:cs="Courier New"/>
+          <w:color w:val="000000"/>
+          <w:szCs w:val="28"/>
+        </w:rPr>
+        <w:t>plot</w:t>
+      </w:r>
+      <w:proofErr w:type="spellEnd"/>
+      <w:r>
+        <w:rPr>
+          <w:rFonts w:ascii="Courier New" w:hAnsi="Courier New" w:cs="Courier New"/>
+          <w:color w:val="000000"/>
+          <w:szCs w:val="28"/>
+        </w:rPr>
+        <w:t>(</w:t>
+      </w:r>
+      <w:proofErr w:type="spellStart"/>
+      <w:r>
+        <w:rPr>
+          <w:rFonts w:ascii="Courier New" w:hAnsi="Courier New" w:cs="Courier New"/>
+          <w:color w:val="000000"/>
+          <w:szCs w:val="28"/>
+        </w:rPr>
+        <w:t>lags,acf</w:t>
+      </w:r>
+      <w:proofErr w:type="spellEnd"/>
+      <w:r>
+        <w:rPr>
+          <w:rFonts w:ascii="Courier New" w:hAnsi="Courier New" w:cs="Courier New"/>
+          <w:color w:val="000000"/>
+          <w:szCs w:val="28"/>
+        </w:rPr>
+        <w:t>);</w:t>
       </w:r>
     </w:p>
     <w:p>
@@ -1798,13 +2268,23 @@
           <w:szCs w:val="24"/>
         </w:rPr>
       </w:pPr>
-      <w:r>
-        <w:rPr>
-          <w:rFonts w:ascii="Courier New" w:hAnsi="Courier New" w:cs="Courier New"/>
-          <w:color w:val="000000"/>
-          <w:szCs w:val="28"/>
-        </w:rPr>
-        <w:t>title(</w:t>
+      <w:proofErr w:type="spellStart"/>
+      <w:r>
+        <w:rPr>
+          <w:rFonts w:ascii="Courier New" w:hAnsi="Courier New" w:cs="Courier New"/>
+          <w:color w:val="000000"/>
+          <w:szCs w:val="28"/>
+        </w:rPr>
+        <w:t>title</w:t>
+      </w:r>
+      <w:proofErr w:type="spellEnd"/>
+      <w:r>
+        <w:rPr>
+          <w:rFonts w:ascii="Courier New" w:hAnsi="Courier New" w:cs="Courier New"/>
+          <w:color w:val="000000"/>
+          <w:szCs w:val="28"/>
+        </w:rPr>
+        <w:t>(</w:t>
       </w:r>
       <w:r>
         <w:rPr>
@@ -1839,14 +2319,25 @@
           <w:lang w:val="en-US"/>
         </w:rPr>
       </w:pPr>
-      <w:r>
-        <w:rPr>
-          <w:rFonts w:ascii="Courier New" w:hAnsi="Courier New" w:cs="Courier New"/>
-          <w:color w:val="000000"/>
-          <w:szCs w:val="28"/>
-          <w:lang w:val="en-US"/>
-        </w:rPr>
-        <w:t>xlabel(</w:t>
+      <w:proofErr w:type="spellStart"/>
+      <w:r>
+        <w:rPr>
+          <w:rFonts w:ascii="Courier New" w:hAnsi="Courier New" w:cs="Courier New"/>
+          <w:color w:val="000000"/>
+          <w:szCs w:val="28"/>
+          <w:lang w:val="en-US"/>
+        </w:rPr>
+        <w:t>xlabel</w:t>
+      </w:r>
+      <w:proofErr w:type="spellEnd"/>
+      <w:r>
+        <w:rPr>
+          <w:rFonts w:ascii="Courier New" w:hAnsi="Courier New" w:cs="Courier New"/>
+          <w:color w:val="000000"/>
+          <w:szCs w:val="28"/>
+          <w:lang w:val="en-US"/>
+        </w:rPr>
+        <w:t>(</w:t>
       </w:r>
       <w:r>
         <w:rPr>
@@ -1881,7 +2372,27 @@
           <w:szCs w:val="28"/>
           <w:lang w:val="en-US"/>
         </w:rPr>
-        <w:t>); ylabel(</w:t>
+        <w:t xml:space="preserve">); </w:t>
+      </w:r>
+      <w:proofErr w:type="spellStart"/>
+      <w:r>
+        <w:rPr>
+          <w:rFonts w:ascii="Courier New" w:hAnsi="Courier New" w:cs="Courier New"/>
+          <w:color w:val="000000"/>
+          <w:szCs w:val="28"/>
+          <w:lang w:val="en-US"/>
+        </w:rPr>
+        <w:t>ylabel</w:t>
+      </w:r>
+      <w:proofErr w:type="spellEnd"/>
+      <w:r>
+        <w:rPr>
+          <w:rFonts w:ascii="Courier New" w:hAnsi="Courier New" w:cs="Courier New"/>
+          <w:color w:val="000000"/>
+          <w:szCs w:val="28"/>
+          <w:lang w:val="en-US"/>
+        </w:rPr>
+        <w:t>(</w:t>
       </w:r>
       <w:r>
         <w:rPr>
@@ -1970,7 +2481,7 @@
         <w:rPr>
           <w:rFonts w:eastAsia="Times New Roman"/>
           <w:bCs/>
-          <w:lang w:eastAsia="ru-RU"/>
+          <w:lang w:val="en-US" w:eastAsia="ru-RU"/>
         </w:rPr>
       </w:pPr>
     </w:p>
@@ -2100,7 +2611,25 @@
           <w:color w:val="000000"/>
           <w:szCs w:val="28"/>
         </w:rPr>
-        <w:t>N = length(e);</w:t>
+        <w:t xml:space="preserve">N = </w:t>
+      </w:r>
+      <w:proofErr w:type="spellStart"/>
+      <w:r>
+        <w:rPr>
+          <w:rFonts w:ascii="Courier New" w:hAnsi="Courier New" w:cs="Courier New"/>
+          <w:color w:val="000000"/>
+          <w:szCs w:val="28"/>
+        </w:rPr>
+        <w:t>length</w:t>
+      </w:r>
+      <w:proofErr w:type="spellEnd"/>
+      <w:r>
+        <w:rPr>
+          <w:rFonts w:ascii="Courier New" w:hAnsi="Courier New" w:cs="Courier New"/>
+          <w:color w:val="000000"/>
+          <w:szCs w:val="28"/>
+        </w:rPr>
+        <w:t>(e);</w:t>
       </w:r>
     </w:p>
     <w:p>
@@ -2126,7 +2655,27 @@
           <w:szCs w:val="28"/>
           <w:lang w:val="en-US"/>
         </w:rPr>
-        <w:t>E = fft(e);</w:t>
+        <w:t xml:space="preserve">E = </w:t>
+      </w:r>
+      <w:proofErr w:type="spellStart"/>
+      <w:r>
+        <w:rPr>
+          <w:rFonts w:ascii="Courier New" w:hAnsi="Courier New" w:cs="Courier New"/>
+          <w:color w:val="000000"/>
+          <w:szCs w:val="28"/>
+          <w:lang w:val="en-US"/>
+        </w:rPr>
+        <w:t>fft</w:t>
+      </w:r>
+      <w:proofErr w:type="spellEnd"/>
+      <w:r>
+        <w:rPr>
+          <w:rFonts w:ascii="Courier New" w:hAnsi="Courier New" w:cs="Courier New"/>
+          <w:color w:val="000000"/>
+          <w:szCs w:val="28"/>
+          <w:lang w:val="en-US"/>
+        </w:rPr>
+        <w:t>(e);</w:t>
       </w:r>
     </w:p>
     <w:p>
@@ -2197,14 +2746,25 @@
           <w:lang w:val="en-US"/>
         </w:rPr>
       </w:pPr>
-      <w:r>
-        <w:rPr>
-          <w:rFonts w:ascii="Courier New" w:hAnsi="Courier New" w:cs="Courier New"/>
-          <w:color w:val="000000"/>
-          <w:szCs w:val="28"/>
-          <w:lang w:val="en-US"/>
-        </w:rPr>
-        <w:t>freq = (0:N-1)/(N*dt);</w:t>
+      <w:proofErr w:type="spellStart"/>
+      <w:r>
+        <w:rPr>
+          <w:rFonts w:ascii="Courier New" w:hAnsi="Courier New" w:cs="Courier New"/>
+          <w:color w:val="000000"/>
+          <w:szCs w:val="28"/>
+          <w:lang w:val="en-US"/>
+        </w:rPr>
+        <w:t>freq</w:t>
+      </w:r>
+      <w:proofErr w:type="spellEnd"/>
+      <w:r>
+        <w:rPr>
+          <w:rFonts w:ascii="Courier New" w:hAnsi="Courier New" w:cs="Courier New"/>
+          <w:color w:val="000000"/>
+          <w:szCs w:val="28"/>
+          <w:lang w:val="en-US"/>
+        </w:rPr>
+        <w:t xml:space="preserve"> = (0:N-1)/(N*dt);</w:t>
       </w:r>
     </w:p>
     <w:p>
@@ -2282,7 +2842,27 @@
           <w:szCs w:val="28"/>
           <w:lang w:val="en-US"/>
         </w:rPr>
-        <w:t>plot(freq(1:N/2), P(1:N/2));</w:t>
+        <w:t>plot(</w:t>
+      </w:r>
+      <w:proofErr w:type="spellStart"/>
+      <w:r>
+        <w:rPr>
+          <w:rFonts w:ascii="Courier New" w:hAnsi="Courier New" w:cs="Courier New"/>
+          <w:color w:val="000000"/>
+          <w:szCs w:val="28"/>
+          <w:lang w:val="en-US"/>
+        </w:rPr>
+        <w:t>freq</w:t>
+      </w:r>
+      <w:proofErr w:type="spellEnd"/>
+      <w:r>
+        <w:rPr>
+          <w:rFonts w:ascii="Courier New" w:hAnsi="Courier New" w:cs="Courier New"/>
+          <w:color w:val="000000"/>
+          <w:szCs w:val="28"/>
+          <w:lang w:val="en-US"/>
+        </w:rPr>
+        <w:t>(1:N/2), P(1:N/2));</w:t>
       </w:r>
     </w:p>
     <w:p>
@@ -2300,13 +2880,23 @@
           <w:szCs w:val="24"/>
         </w:rPr>
       </w:pPr>
-      <w:r>
-        <w:rPr>
-          <w:rFonts w:ascii="Courier New" w:hAnsi="Courier New" w:cs="Courier New"/>
-          <w:color w:val="000000"/>
-          <w:szCs w:val="28"/>
-        </w:rPr>
-        <w:t>title(</w:t>
+      <w:proofErr w:type="spellStart"/>
+      <w:r>
+        <w:rPr>
+          <w:rFonts w:ascii="Courier New" w:hAnsi="Courier New" w:cs="Courier New"/>
+          <w:color w:val="000000"/>
+          <w:szCs w:val="28"/>
+        </w:rPr>
+        <w:t>title</w:t>
+      </w:r>
+      <w:proofErr w:type="spellEnd"/>
+      <w:r>
+        <w:rPr>
+          <w:rFonts w:ascii="Courier New" w:hAnsi="Courier New" w:cs="Courier New"/>
+          <w:color w:val="000000"/>
+          <w:szCs w:val="28"/>
+        </w:rPr>
+        <w:t>(</w:t>
       </w:r>
       <w:r>
         <w:rPr>
@@ -2314,7 +2904,7 @@
           <w:color w:val="A020F0"/>
           <w:szCs w:val="28"/>
         </w:rPr>
-        <w:t>'Спектральная плотность остаточного ВР'</w:t>
+        <w:t>'Спектральная плотность ВР'</w:t>
       </w:r>
       <w:r>
         <w:rPr>
@@ -2340,13 +2930,23 @@
           <w:szCs w:val="24"/>
         </w:rPr>
       </w:pPr>
-      <w:r>
-        <w:rPr>
-          <w:rFonts w:ascii="Courier New" w:hAnsi="Courier New" w:cs="Courier New"/>
-          <w:color w:val="000000"/>
-          <w:szCs w:val="28"/>
-        </w:rPr>
-        <w:t>xlabel(</w:t>
+      <w:proofErr w:type="spellStart"/>
+      <w:r>
+        <w:rPr>
+          <w:rFonts w:ascii="Courier New" w:hAnsi="Courier New" w:cs="Courier New"/>
+          <w:color w:val="000000"/>
+          <w:szCs w:val="28"/>
+        </w:rPr>
+        <w:t>xlabel</w:t>
+      </w:r>
+      <w:proofErr w:type="spellEnd"/>
+      <w:r>
+        <w:rPr>
+          <w:rFonts w:ascii="Courier New" w:hAnsi="Courier New" w:cs="Courier New"/>
+          <w:color w:val="000000"/>
+          <w:szCs w:val="28"/>
+        </w:rPr>
+        <w:t>(</w:t>
       </w:r>
       <w:r>
         <w:rPr>
@@ -2362,7 +2962,25 @@
           <w:color w:val="000000"/>
           <w:szCs w:val="28"/>
         </w:rPr>
-        <w:t>); ylabel(</w:t>
+        <w:t xml:space="preserve">); </w:t>
+      </w:r>
+      <w:proofErr w:type="spellStart"/>
+      <w:r>
+        <w:rPr>
+          <w:rFonts w:ascii="Courier New" w:hAnsi="Courier New" w:cs="Courier New"/>
+          <w:color w:val="000000"/>
+          <w:szCs w:val="28"/>
+        </w:rPr>
+        <w:t>ylabel</w:t>
+      </w:r>
+      <w:proofErr w:type="spellEnd"/>
+      <w:r>
+        <w:rPr>
+          <w:rFonts w:ascii="Courier New" w:hAnsi="Courier New" w:cs="Courier New"/>
+          <w:color w:val="000000"/>
+          <w:szCs w:val="28"/>
+        </w:rPr>
+        <w:t>(</w:t>
       </w:r>
       <w:r>
         <w:rPr>
@@ -2396,14 +3014,25 @@
           <w:szCs w:val="24"/>
         </w:rPr>
       </w:pPr>
-      <w:r>
-        <w:rPr>
-          <w:rFonts w:ascii="Courier New" w:hAnsi="Courier New" w:cs="Courier New"/>
-          <w:color w:val="000000"/>
-          <w:szCs w:val="28"/>
-        </w:rPr>
-        <w:t xml:space="preserve">grid </w:t>
-      </w:r>
+      <w:proofErr w:type="spellStart"/>
+      <w:r>
+        <w:rPr>
+          <w:rFonts w:ascii="Courier New" w:hAnsi="Courier New" w:cs="Courier New"/>
+          <w:color w:val="000000"/>
+          <w:szCs w:val="28"/>
+        </w:rPr>
+        <w:t>grid</w:t>
+      </w:r>
+      <w:proofErr w:type="spellEnd"/>
+      <w:r>
+        <w:rPr>
+          <w:rFonts w:ascii="Courier New" w:hAnsi="Courier New" w:cs="Courier New"/>
+          <w:color w:val="000000"/>
+          <w:szCs w:val="28"/>
+        </w:rPr>
+        <w:t xml:space="preserve"> </w:t>
+      </w:r>
+      <w:proofErr w:type="spellStart"/>
       <w:r>
         <w:rPr>
           <w:rFonts w:ascii="Courier New" w:hAnsi="Courier New" w:cs="Courier New"/>
@@ -2412,6 +3041,7 @@
         </w:rPr>
         <w:t>on</w:t>
       </w:r>
+      <w:proofErr w:type="spellEnd"/>
       <w:r>
         <w:rPr>
           <w:rFonts w:ascii="Courier New" w:hAnsi="Courier New" w:cs="Courier New"/>
@@ -2580,7 +3210,47 @@
           <w:szCs w:val="28"/>
           <w:lang w:val="en-US"/>
         </w:rPr>
-        <w:t>[pks, locs] = findpeaks(P(1:N/2), freq(1:N/2));</w:t>
+        <w:t xml:space="preserve">[pks, locs] = </w:t>
+      </w:r>
+      <w:proofErr w:type="spellStart"/>
+      <w:r>
+        <w:rPr>
+          <w:rFonts w:ascii="Courier New" w:hAnsi="Courier New" w:cs="Courier New"/>
+          <w:color w:val="000000"/>
+          <w:szCs w:val="28"/>
+          <w:lang w:val="en-US"/>
+        </w:rPr>
+        <w:t>findpeaks</w:t>
+      </w:r>
+      <w:proofErr w:type="spellEnd"/>
+      <w:r>
+        <w:rPr>
+          <w:rFonts w:ascii="Courier New" w:hAnsi="Courier New" w:cs="Courier New"/>
+          <w:color w:val="000000"/>
+          <w:szCs w:val="28"/>
+          <w:lang w:val="en-US"/>
+        </w:rPr>
+        <w:t xml:space="preserve">(P(1:N/2), </w:t>
+      </w:r>
+      <w:proofErr w:type="spellStart"/>
+      <w:r>
+        <w:rPr>
+          <w:rFonts w:ascii="Courier New" w:hAnsi="Courier New" w:cs="Courier New"/>
+          <w:color w:val="000000"/>
+          <w:szCs w:val="28"/>
+          <w:lang w:val="en-US"/>
+        </w:rPr>
+        <w:t>freq</w:t>
+      </w:r>
+      <w:proofErr w:type="spellEnd"/>
+      <w:r>
+        <w:rPr>
+          <w:rFonts w:ascii="Courier New" w:hAnsi="Courier New" w:cs="Courier New"/>
+          <w:color w:val="000000"/>
+          <w:szCs w:val="28"/>
+          <w:lang w:val="en-US"/>
+        </w:rPr>
+        <w:t>(1:N/2));</w:t>
       </w:r>
     </w:p>
     <w:p>
@@ -2632,7 +3302,47 @@
           <w:szCs w:val="28"/>
           <w:lang w:val="en-US"/>
         </w:rPr>
-        <w:t xml:space="preserve">[pks_sorted, idx] = sort(pks, </w:t>
+        <w:t>[</w:t>
+      </w:r>
+      <w:proofErr w:type="spellStart"/>
+      <w:r>
+        <w:rPr>
+          <w:rFonts w:ascii="Courier New" w:hAnsi="Courier New" w:cs="Courier New"/>
+          <w:color w:val="000000"/>
+          <w:szCs w:val="28"/>
+          <w:lang w:val="en-US"/>
+        </w:rPr>
+        <w:t>pks_sorted</w:t>
+      </w:r>
+      <w:proofErr w:type="spellEnd"/>
+      <w:r>
+        <w:rPr>
+          <w:rFonts w:ascii="Courier New" w:hAnsi="Courier New" w:cs="Courier New"/>
+          <w:color w:val="000000"/>
+          <w:szCs w:val="28"/>
+          <w:lang w:val="en-US"/>
+        </w:rPr>
+        <w:t xml:space="preserve">, </w:t>
+      </w:r>
+      <w:proofErr w:type="spellStart"/>
+      <w:r>
+        <w:rPr>
+          <w:rFonts w:ascii="Courier New" w:hAnsi="Courier New" w:cs="Courier New"/>
+          <w:color w:val="000000"/>
+          <w:szCs w:val="28"/>
+          <w:lang w:val="en-US"/>
+        </w:rPr>
+        <w:t>idx</w:t>
+      </w:r>
+      <w:proofErr w:type="spellEnd"/>
+      <w:r>
+        <w:rPr>
+          <w:rFonts w:ascii="Courier New" w:hAnsi="Courier New" w:cs="Courier New"/>
+          <w:color w:val="000000"/>
+          <w:szCs w:val="28"/>
+          <w:lang w:val="en-US"/>
+        </w:rPr>
+        <w:t xml:space="preserve">] = sort(pks, </w:t>
       </w:r>
       <w:r>
         <w:rPr>
@@ -2669,14 +3379,45 @@
           <w:lang w:val="en-US"/>
         </w:rPr>
       </w:pPr>
-      <w:r>
-        <w:rPr>
-          <w:rFonts w:ascii="Courier New" w:hAnsi="Courier New" w:cs="Courier New"/>
-          <w:color w:val="000000"/>
-          <w:szCs w:val="28"/>
-          <w:lang w:val="en-US"/>
-        </w:rPr>
-        <w:t xml:space="preserve">dominant_freqs = locs(idx(1:5)); </w:t>
+      <w:proofErr w:type="spellStart"/>
+      <w:r>
+        <w:rPr>
+          <w:rFonts w:ascii="Courier New" w:hAnsi="Courier New" w:cs="Courier New"/>
+          <w:color w:val="000000"/>
+          <w:szCs w:val="28"/>
+          <w:lang w:val="en-US"/>
+        </w:rPr>
+        <w:t>dominant_freqs</w:t>
+      </w:r>
+      <w:proofErr w:type="spellEnd"/>
+      <w:r>
+        <w:rPr>
+          <w:rFonts w:ascii="Courier New" w:hAnsi="Courier New" w:cs="Courier New"/>
+          <w:color w:val="000000"/>
+          <w:szCs w:val="28"/>
+          <w:lang w:val="en-US"/>
+        </w:rPr>
+        <w:t xml:space="preserve"> = locs(</w:t>
+      </w:r>
+      <w:proofErr w:type="spellStart"/>
+      <w:r>
+        <w:rPr>
+          <w:rFonts w:ascii="Courier New" w:hAnsi="Courier New" w:cs="Courier New"/>
+          <w:color w:val="000000"/>
+          <w:szCs w:val="28"/>
+          <w:lang w:val="en-US"/>
+        </w:rPr>
+        <w:t>idx</w:t>
+      </w:r>
+      <w:proofErr w:type="spellEnd"/>
+      <w:r>
+        <w:rPr>
+          <w:rFonts w:ascii="Courier New" w:hAnsi="Courier New" w:cs="Courier New"/>
+          <w:color w:val="000000"/>
+          <w:szCs w:val="28"/>
+          <w:lang w:val="en-US"/>
+        </w:rPr>
+        <w:t xml:space="preserve">(1:5)); </w:t>
       </w:r>
     </w:p>
     <w:p>
@@ -2728,7 +3469,27 @@
           <w:szCs w:val="28"/>
           <w:lang w:val="en-US"/>
         </w:rPr>
-        <w:t>periods = 1 ./ dominant_freqs;</w:t>
+        <w:t xml:space="preserve">periods = 1 ./ </w:t>
+      </w:r>
+      <w:proofErr w:type="spellStart"/>
+      <w:r>
+        <w:rPr>
+          <w:rFonts w:ascii="Courier New" w:hAnsi="Courier New" w:cs="Courier New"/>
+          <w:color w:val="000000"/>
+          <w:szCs w:val="28"/>
+          <w:lang w:val="en-US"/>
+        </w:rPr>
+        <w:t>dominant_freqs</w:t>
+      </w:r>
+      <w:proofErr w:type="spellEnd"/>
+      <w:r>
+        <w:rPr>
+          <w:rFonts w:ascii="Courier New" w:hAnsi="Courier New" w:cs="Courier New"/>
+          <w:color w:val="000000"/>
+          <w:szCs w:val="28"/>
+          <w:lang w:val="en-US"/>
+        </w:rPr>
+        <w:t>;</w:t>
       </w:r>
     </w:p>
     <w:p>
@@ -2773,14 +3534,25 @@
           <w:lang w:val="en-US"/>
         </w:rPr>
       </w:pPr>
-      <w:r>
-        <w:rPr>
-          <w:rFonts w:ascii="Courier New" w:hAnsi="Courier New" w:cs="Courier New"/>
-          <w:color w:val="000000"/>
-          <w:szCs w:val="28"/>
-          <w:lang w:val="en-US"/>
-        </w:rPr>
-        <w:t>disp(</w:t>
+      <w:proofErr w:type="spellStart"/>
+      <w:r>
+        <w:rPr>
+          <w:rFonts w:ascii="Courier New" w:hAnsi="Courier New" w:cs="Courier New"/>
+          <w:color w:val="000000"/>
+          <w:szCs w:val="28"/>
+          <w:lang w:val="en-US"/>
+        </w:rPr>
+        <w:t>disp</w:t>
+      </w:r>
+      <w:proofErr w:type="spellEnd"/>
+      <w:r>
+        <w:rPr>
+          <w:rFonts w:ascii="Courier New" w:hAnsi="Courier New" w:cs="Courier New"/>
+          <w:color w:val="000000"/>
+          <w:szCs w:val="28"/>
+          <w:lang w:val="en-US"/>
+        </w:rPr>
+        <w:t>(</w:t>
       </w:r>
       <w:r>
         <w:rPr>
@@ -2851,14 +3623,45 @@
           <w:lang w:val="en-US"/>
         </w:rPr>
       </w:pPr>
-      <w:r>
-        <w:rPr>
-          <w:rFonts w:ascii="Courier New" w:hAnsi="Courier New" w:cs="Courier New"/>
-          <w:color w:val="000000"/>
-          <w:szCs w:val="28"/>
-          <w:lang w:val="en-US"/>
-        </w:rPr>
-        <w:t>disp(dominant_freqs);</w:t>
+      <w:proofErr w:type="spellStart"/>
+      <w:r>
+        <w:rPr>
+          <w:rFonts w:ascii="Courier New" w:hAnsi="Courier New" w:cs="Courier New"/>
+          <w:color w:val="000000"/>
+          <w:szCs w:val="28"/>
+          <w:lang w:val="en-US"/>
+        </w:rPr>
+        <w:t>disp</w:t>
+      </w:r>
+      <w:proofErr w:type="spellEnd"/>
+      <w:r>
+        <w:rPr>
+          <w:rFonts w:ascii="Courier New" w:hAnsi="Courier New" w:cs="Courier New"/>
+          <w:color w:val="000000"/>
+          <w:szCs w:val="28"/>
+          <w:lang w:val="en-US"/>
+        </w:rPr>
+        <w:t>(</w:t>
+      </w:r>
+      <w:proofErr w:type="spellStart"/>
+      <w:r>
+        <w:rPr>
+          <w:rFonts w:ascii="Courier New" w:hAnsi="Courier New" w:cs="Courier New"/>
+          <w:color w:val="000000"/>
+          <w:szCs w:val="28"/>
+          <w:lang w:val="en-US"/>
+        </w:rPr>
+        <w:t>dominant_freqs</w:t>
+      </w:r>
+      <w:proofErr w:type="spellEnd"/>
+      <w:r>
+        <w:rPr>
+          <w:rFonts w:ascii="Courier New" w:hAnsi="Courier New" w:cs="Courier New"/>
+          <w:color w:val="000000"/>
+          <w:szCs w:val="28"/>
+          <w:lang w:val="en-US"/>
+        </w:rPr>
+        <w:t>);</w:t>
       </w:r>
     </w:p>
     <w:p>
@@ -2902,13 +3705,23 @@
           <w:szCs w:val="24"/>
         </w:rPr>
       </w:pPr>
-      <w:r>
-        <w:rPr>
-          <w:rFonts w:ascii="Courier New" w:hAnsi="Courier New" w:cs="Courier New"/>
-          <w:color w:val="000000"/>
-          <w:szCs w:val="28"/>
-        </w:rPr>
-        <w:t>disp(</w:t>
+      <w:proofErr w:type="spellStart"/>
+      <w:r>
+        <w:rPr>
+          <w:rFonts w:ascii="Courier New" w:hAnsi="Courier New" w:cs="Courier New"/>
+          <w:color w:val="000000"/>
+          <w:szCs w:val="28"/>
+        </w:rPr>
+        <w:t>disp</w:t>
+      </w:r>
+      <w:proofErr w:type="spellEnd"/>
+      <w:r>
+        <w:rPr>
+          <w:rFonts w:ascii="Courier New" w:hAnsi="Courier New" w:cs="Courier New"/>
+          <w:color w:val="000000"/>
+          <w:szCs w:val="28"/>
+        </w:rPr>
+        <w:t>(</w:t>
       </w:r>
       <w:r>
         <w:rPr>
@@ -2942,13 +3755,41 @@
           <w:szCs w:val="24"/>
         </w:rPr>
       </w:pPr>
-      <w:r>
-        <w:rPr>
-          <w:rFonts w:ascii="Courier New" w:hAnsi="Courier New" w:cs="Courier New"/>
-          <w:color w:val="000000"/>
-          <w:szCs w:val="28"/>
-        </w:rPr>
-        <w:t>disp(periods);</w:t>
+      <w:proofErr w:type="spellStart"/>
+      <w:r>
+        <w:rPr>
+          <w:rFonts w:ascii="Courier New" w:hAnsi="Courier New" w:cs="Courier New"/>
+          <w:color w:val="000000"/>
+          <w:szCs w:val="28"/>
+        </w:rPr>
+        <w:t>disp</w:t>
+      </w:r>
+      <w:proofErr w:type="spellEnd"/>
+      <w:r>
+        <w:rPr>
+          <w:rFonts w:ascii="Courier New" w:hAnsi="Courier New" w:cs="Courier New"/>
+          <w:color w:val="000000"/>
+          <w:szCs w:val="28"/>
+        </w:rPr>
+        <w:t>(</w:t>
+      </w:r>
+      <w:proofErr w:type="spellStart"/>
+      <w:r>
+        <w:rPr>
+          <w:rFonts w:ascii="Courier New" w:hAnsi="Courier New" w:cs="Courier New"/>
+          <w:color w:val="000000"/>
+          <w:szCs w:val="28"/>
+        </w:rPr>
+        <w:t>periods</w:t>
+      </w:r>
+      <w:proofErr w:type="spellEnd"/>
+      <w:r>
+        <w:rPr>
+          <w:rFonts w:ascii="Courier New" w:hAnsi="Courier New" w:cs="Courier New"/>
+          <w:color w:val="000000"/>
+          <w:szCs w:val="28"/>
+        </w:rPr>
+        <w:t>);</w:t>
       </w:r>
     </w:p>
     <w:p>
@@ -2966,6 +3807,16 @@
       <w:pPr>
         <w:spacing w:after="160" w:line="259" w:lineRule="auto"/>
         <w:ind w:firstLine="0"/>
+        <w:rPr>
+          <w:rFonts w:eastAsia="Times New Roman"/>
+          <w:b/>
+          <w:i/>
+          <w:iCs/>
+          <w:lang w:eastAsia="ru-RU"/>
+        </w:rPr>
+      </w:pPr>
+      <w:proofErr w:type="spellStart"/>
+      <w:r>
         <w:rPr>
           <w:rFonts w:eastAsia="Times New Roman"/>
           <w:b/>
@@ -2973,24 +3824,16 @@
           <w:iCs/>
           <w:lang w:val="en-US" w:eastAsia="ru-RU"/>
         </w:rPr>
-      </w:pPr>
+        <w:t>disp</w:t>
+      </w:r>
+      <w:proofErr w:type="spellEnd"/>
       <w:r>
         <w:rPr>
           <w:rFonts w:eastAsia="Times New Roman"/>
           <w:b/>
           <w:i/>
           <w:iCs/>
-          <w:lang w:val="en-US" w:eastAsia="ru-RU"/>
-        </w:rPr>
-        <w:t>disp</w:t>
-      </w:r>
-      <w:r>
-        <w:rPr>
-          <w:rFonts w:eastAsia="Times New Roman"/>
-          <w:b/>
-          <w:i/>
-          <w:iCs/>
-          <w:lang w:val="en-US" w:eastAsia="ru-RU"/>
+          <w:lang w:eastAsia="ru-RU"/>
         </w:rPr>
         <w:t>:</w:t>
       </w:r>
@@ -3129,30 +3972,201 @@
           <w:bCs/>
           <w:lang w:eastAsia="ru-RU"/>
         </w:rPr>
+        <w:t>Временной ряд имеет п</w:t>
+      </w:r>
+      <w:r>
+        <w:rPr>
+          <w:rFonts w:eastAsia="Times New Roman"/>
+          <w:bCs/>
+          <w:lang w:eastAsia="ru-RU"/>
+        </w:rPr>
+        <w:t>ериодическ</w:t>
+      </w:r>
+      <w:r>
+        <w:rPr>
+          <w:rFonts w:eastAsia="Times New Roman"/>
+          <w:bCs/>
+          <w:lang w:eastAsia="ru-RU"/>
+        </w:rPr>
+        <w:t xml:space="preserve">ую </w:t>
+      </w:r>
+      <w:proofErr w:type="spellStart"/>
+      <w:r>
+        <w:rPr>
+          <w:rFonts w:eastAsia="Times New Roman"/>
+          <w:bCs/>
+          <w:lang w:eastAsia="ru-RU"/>
+        </w:rPr>
+        <w:t>нестационарность</w:t>
+      </w:r>
+      <w:proofErr w:type="spellEnd"/>
+      <w:r>
+        <w:rPr>
+          <w:rFonts w:eastAsia="Times New Roman"/>
+          <w:bCs/>
+          <w:lang w:eastAsia="ru-RU"/>
+        </w:rPr>
+        <w:t>.</w:t>
+      </w:r>
+      <w:r>
+        <w:rPr>
+          <w:rFonts w:eastAsia="Times New Roman"/>
+          <w:bCs/>
+          <w:lang w:eastAsia="ru-RU"/>
+        </w:rPr>
+        <w:t xml:space="preserve"> </w:t>
+      </w:r>
+    </w:p>
+    <w:p>
+      <w:pPr>
+        <w:spacing w:after="160" w:line="259" w:lineRule="auto"/>
+        <w:ind w:firstLine="708"/>
+        <w:rPr>
+          <w:rFonts w:eastAsia="Times New Roman"/>
+          <w:bCs/>
+          <w:lang w:eastAsia="ru-RU"/>
+        </w:rPr>
+      </w:pPr>
+      <w:r>
+        <w:rPr>
+          <w:rFonts w:eastAsia="Times New Roman"/>
+          <w:bCs/>
+          <w:lang w:eastAsia="ru-RU"/>
+        </w:rPr>
         <w:t xml:space="preserve">Данные имеют выраженный тренд на убывание. </w:t>
       </w:r>
-      <w:r>
+    </w:p>
+    <w:p>
+      <w:pPr>
+        <w:spacing w:after="160" w:line="259" w:lineRule="auto"/>
+        <w:ind w:firstLine="708"/>
         <w:rPr>
           <w:rFonts w:eastAsia="Times New Roman"/>
           <w:bCs/>
           <w:lang w:eastAsia="ru-RU"/>
         </w:rPr>
-        <w:t>Остаточный процесс показывает значительную автокоррелированность</w:t>
-      </w:r>
+      </w:pPr>
       <w:r>
         <w:rPr>
           <w:rFonts w:eastAsia="Times New Roman"/>
           <w:bCs/>
           <w:lang w:eastAsia="ru-RU"/>
         </w:rPr>
+        <w:t>В</w:t>
+      </w:r>
+      <w:r>
+        <w:rPr>
+          <w:rFonts w:eastAsia="Times New Roman"/>
+          <w:bCs/>
+          <w:lang w:eastAsia="ru-RU"/>
+        </w:rPr>
+        <w:t xml:space="preserve"> оценке АКФ наблюдаются четко выраженные периодические</w:t>
+      </w:r>
+      <w:r>
+        <w:rPr>
+          <w:rFonts w:eastAsia="Times New Roman"/>
+          <w:bCs/>
+          <w:lang w:eastAsia="ru-RU"/>
+        </w:rPr>
+        <w:t xml:space="preserve"> </w:t>
+      </w:r>
+      <w:r>
+        <w:rPr>
+          <w:rFonts w:eastAsia="Times New Roman"/>
+          <w:bCs/>
+          <w:lang w:eastAsia="ru-RU"/>
+        </w:rPr>
+        <w:t xml:space="preserve">составляющие, </w:t>
+      </w:r>
+      <w:r>
+        <w:rPr>
+          <w:rFonts w:eastAsia="Times New Roman"/>
+          <w:bCs/>
+          <w:lang w:eastAsia="ru-RU"/>
+        </w:rPr>
+        <w:t>ч</w:t>
+      </w:r>
+      <w:r>
+        <w:rPr>
+          <w:rFonts w:eastAsia="Times New Roman"/>
+          <w:bCs/>
+          <w:lang w:eastAsia="ru-RU"/>
+        </w:rPr>
+        <w:t>то говорит о наличии таких периодических составляющих</w:t>
+      </w:r>
+      <w:r>
+        <w:rPr>
+          <w:rFonts w:eastAsia="Times New Roman"/>
+          <w:bCs/>
+          <w:lang w:eastAsia="ru-RU"/>
+        </w:rPr>
+        <w:t xml:space="preserve"> </w:t>
+      </w:r>
+      <w:r>
+        <w:rPr>
+          <w:rFonts w:eastAsia="Times New Roman"/>
+          <w:bCs/>
+          <w:lang w:eastAsia="ru-RU"/>
+        </w:rPr>
+        <w:t>у ВР</w:t>
+      </w:r>
+      <w:r>
+        <w:rPr>
+          <w:rFonts w:eastAsia="Times New Roman"/>
+          <w:bCs/>
+          <w:lang w:eastAsia="ru-RU"/>
+        </w:rPr>
         <w:t>.</w:t>
       </w:r>
-      <w:r>
+    </w:p>
+    <w:p>
+      <w:pPr>
+        <w:spacing w:after="160" w:line="259" w:lineRule="auto"/>
+        <w:ind w:firstLine="708"/>
         <w:rPr>
           <w:rFonts w:eastAsia="Times New Roman"/>
           <w:bCs/>
           <w:lang w:eastAsia="ru-RU"/>
         </w:rPr>
+      </w:pPr>
+      <w:r>
+        <w:rPr>
+          <w:rFonts w:eastAsia="Times New Roman"/>
+          <w:bCs/>
+          <w:lang w:eastAsia="ru-RU"/>
+        </w:rPr>
+        <w:t>Р</w:t>
+      </w:r>
+      <w:r>
+        <w:rPr>
+          <w:rFonts w:eastAsia="Times New Roman"/>
+          <w:bCs/>
+          <w:lang w:eastAsia="ru-RU"/>
+        </w:rPr>
+        <w:t xml:space="preserve">езультаты </w:t>
+      </w:r>
+      <w:r>
+        <w:rPr>
+          <w:rFonts w:eastAsia="Times New Roman"/>
+          <w:bCs/>
+          <w:lang w:eastAsia="ru-RU"/>
+        </w:rPr>
+        <w:t xml:space="preserve">оценки </w:t>
+      </w:r>
+      <w:r>
+        <w:rPr>
+          <w:rFonts w:eastAsia="Times New Roman"/>
+          <w:bCs/>
+          <w:lang w:eastAsia="ru-RU"/>
+        </w:rPr>
+        <w:t>спектральной</w:t>
+      </w:r>
+      <w:r>
+        <w:rPr>
+          <w:rFonts w:eastAsia="Times New Roman"/>
+          <w:bCs/>
+          <w:lang w:eastAsia="ru-RU"/>
+        </w:rPr>
         <w:t xml:space="preserve"> </w:t>
       </w:r>
       <w:r>
@@ -3161,19 +4175,48 @@
           <w:bCs/>
           <w:lang w:eastAsia="ru-RU"/>
         </w:rPr>
-        <w:t>Частоты спектральных пиков совпадают с заданными параметрами генерации.</w:t>
-      </w:r>
-    </w:p>
-    <w:p>
-      <w:pPr>
-        <w:spacing w:after="160" w:line="259" w:lineRule="auto"/>
-        <w:ind w:firstLine="0"/>
+        <w:t>плотности хорошо</w:t>
+      </w:r>
+      <w:r>
         <w:rPr>
           <w:rFonts w:eastAsia="Times New Roman"/>
           <w:bCs/>
           <w:lang w:eastAsia="ru-RU"/>
         </w:rPr>
-      </w:pPr>
+        <w:t xml:space="preserve"> </w:t>
+      </w:r>
+      <w:r>
+        <w:rPr>
+          <w:rFonts w:eastAsia="Times New Roman"/>
+          <w:bCs/>
+          <w:lang w:eastAsia="ru-RU"/>
+        </w:rPr>
+        <w:t>согласуются с периодами</w:t>
+      </w:r>
+      <w:r>
+        <w:rPr>
+          <w:rFonts w:eastAsia="Times New Roman"/>
+          <w:bCs/>
+          <w:lang w:eastAsia="ru-RU"/>
+        </w:rPr>
+        <w:t xml:space="preserve"> </w:t>
+      </w:r>
+      <w:r>
+        <w:rPr>
+          <w:rFonts w:eastAsia="Times New Roman"/>
+          <w:bCs/>
+          <w:lang w:eastAsia="ru-RU"/>
+        </w:rPr>
+        <w:t>модельного ВР</w:t>
+      </w:r>
+      <w:r>
+        <w:rPr>
+          <w:rFonts w:eastAsia="Times New Roman"/>
+          <w:bCs/>
+          <w:lang w:eastAsia="ru-RU"/>
+        </w:rPr>
+        <w:t>.</w:t>
+      </w:r>
     </w:p>
     <w:p>
       <w:pPr>
@@ -4976,6 +6019,7 @@
   <w:style w:type="character" w:default="1" w:styleId="a1">
     <w:name w:val="Default Paragraph Font"/>
     <w:uiPriority w:val="1"/>
+    <w:semiHidden/>
     <w:unhideWhenUsed/>
   </w:style>
   <w:style w:type="table" w:default="1" w:styleId="a2">
